--- a/04. Hồ sơ nghiệm thu - MẪU/Phiếu nhận xét nghiệm thu.docx
+++ b/04. Hồ sơ nghiệm thu - MẪU/Phiếu nhận xét nghiệm thu.docx
@@ -281,7 +281,7 @@
           <w:szCs w:val="28"/>
           <w:lang w:val="pt-PT"/>
         </w:rPr>
-        <w:t xml:space="preserve">Căn cứ quyết định số </w:t>
+        <w:t xml:space="preserve">Căn cứ quyết định số ....../QĐ-YHUD/{{NAM}} ngày ...... tháng ...... năm {{NAM}}. của Viện trưởng Viện Y học ứng dụng Việt Nam về việc thành lập Hội đồng Khoa học công nghệ nghiệm thu đề tài Nghiên cứu khoa học. </w:t>
       </w:r>
       <w:r>
         <w:rPr>
@@ -290,7 +290,6 @@
           <w:szCs w:val="28"/>
           <w:lang w:val="pt-PT"/>
         </w:rPr>
-        <w:t>......</w:t>
       </w:r>
       <w:r>
         <w:rPr>
@@ -299,7 +298,6 @@
           <w:szCs w:val="28"/>
           <w:lang w:val="pt-PT"/>
         </w:rPr>
-        <w:t>/Q</w:t>
       </w:r>
       <w:r>
         <w:rPr>
@@ -308,7 +306,6 @@
           <w:szCs w:val="28"/>
           <w:lang w:val="pt-PT"/>
         </w:rPr>
-        <w:t>Đ</w:t>
       </w:r>
       <w:r>
         <w:rPr>
@@ -317,7 +314,6 @@
           <w:szCs w:val="28"/>
           <w:lang w:val="pt-PT"/>
         </w:rPr>
-        <w:t>-</w:t>
       </w:r>
       <w:r>
         <w:rPr>
@@ -326,7 +322,6 @@
           <w:szCs w:val="28"/>
           <w:lang w:val="pt-PT"/>
         </w:rPr>
-        <w:t>YHUD</w:t>
       </w:r>
       <w:r>
         <w:rPr>
@@ -335,7 +330,6 @@
           <w:szCs w:val="28"/>
           <w:lang w:val="pt-PT"/>
         </w:rPr>
-        <w:t>/20</w:t>
       </w:r>
       <w:r>
         <w:rPr>
@@ -345,7 +339,6 @@
           <w:szCs w:val="28"/>
           <w:lang w:val="pt-PT"/>
         </w:rPr>
-        <w:t>xx</w:t>
       </w:r>
       <w:r>
         <w:rPr>
@@ -354,7 +347,6 @@
           <w:szCs w:val="28"/>
           <w:lang w:val="pt-PT"/>
         </w:rPr>
-        <w:t xml:space="preserve"> </w:t>
       </w:r>
       <w:r>
         <w:rPr>
@@ -363,7 +355,6 @@
           <w:szCs w:val="28"/>
           <w:lang w:val="pt-PT"/>
         </w:rPr>
-        <w:t xml:space="preserve">ngày </w:t>
       </w:r>
       <w:r>
         <w:rPr>
@@ -372,7 +363,6 @@
           <w:szCs w:val="28"/>
           <w:lang w:val="pt-PT"/>
         </w:rPr>
-        <w:t>......</w:t>
       </w:r>
       <w:r>
         <w:rPr>
@@ -381,7 +371,6 @@
           <w:szCs w:val="28"/>
           <w:lang w:val="pt-PT"/>
         </w:rPr>
-        <w:t xml:space="preserve"> th</w:t>
       </w:r>
       <w:r>
         <w:rPr>
@@ -390,7 +379,6 @@
           <w:szCs w:val="28"/>
           <w:lang w:val="pt-PT"/>
         </w:rPr>
-        <w:t>áng</w:t>
       </w:r>
       <w:r>
         <w:rPr>
@@ -399,7 +387,6 @@
           <w:szCs w:val="28"/>
           <w:lang w:val="pt-PT"/>
         </w:rPr>
-        <w:t xml:space="preserve"> </w:t>
       </w:r>
       <w:r>
         <w:rPr>
@@ -408,7 +395,6 @@
           <w:szCs w:val="28"/>
           <w:lang w:val="pt-PT"/>
         </w:rPr>
-        <w:t>......</w:t>
       </w:r>
       <w:r>
         <w:rPr>
@@ -417,7 +403,6 @@
           <w:szCs w:val="28"/>
           <w:lang w:val="pt-PT"/>
         </w:rPr>
-        <w:t xml:space="preserve"> </w:t>
       </w:r>
       <w:r>
         <w:rPr>
@@ -426,7 +411,6 @@
           <w:szCs w:val="28"/>
           <w:lang w:val="pt-PT"/>
         </w:rPr>
-        <w:t>n</w:t>
       </w:r>
       <w:r>
         <w:rPr>
@@ -435,7 +419,6 @@
           <w:szCs w:val="28"/>
           <w:lang w:val="pt-PT"/>
         </w:rPr>
-        <w:t>ă</w:t>
       </w:r>
       <w:r>
         <w:rPr>
@@ -444,7 +427,6 @@
           <w:szCs w:val="28"/>
           <w:lang w:val="pt-PT"/>
         </w:rPr>
-        <w:t>m 20</w:t>
       </w:r>
       <w:r>
         <w:rPr>
@@ -454,7 +436,6 @@
           <w:szCs w:val="28"/>
           <w:lang w:val="pt-PT"/>
         </w:rPr>
-        <w:t>xx</w:t>
       </w:r>
       <w:r>
         <w:rPr>
@@ -463,7 +444,6 @@
           <w:szCs w:val="28"/>
           <w:lang w:val="pt-PT"/>
         </w:rPr>
-        <w:t>.</w:t>
       </w:r>
       <w:r>
         <w:rPr>
@@ -472,7 +452,6 @@
           <w:szCs w:val="28"/>
           <w:lang w:val="pt-PT"/>
         </w:rPr>
-        <w:t xml:space="preserve"> của </w:t>
       </w:r>
       <w:r>
         <w:rPr>
@@ -481,7 +460,6 @@
           <w:szCs w:val="28"/>
           <w:lang w:val="pt-PT"/>
         </w:rPr>
-        <w:t>Viện</w:t>
       </w:r>
       <w:r>
         <w:rPr>
@@ -490,7 +468,6 @@
           <w:szCs w:val="28"/>
           <w:lang w:val="pt-PT"/>
         </w:rPr>
-        <w:t xml:space="preserve"> trưởng </w:t>
       </w:r>
       <w:r>
         <w:rPr>
@@ -499,7 +476,6 @@
           <w:szCs w:val="28"/>
           <w:lang w:val="pt-PT"/>
         </w:rPr>
-        <w:t>Viện Y học ứng dụng Việt Nam</w:t>
       </w:r>
       <w:r>
         <w:rPr>
@@ -508,7 +484,6 @@
           <w:szCs w:val="28"/>
           <w:lang w:val="pt-PT"/>
         </w:rPr>
-        <w:t xml:space="preserve"> về việc thành lập Hội đồng </w:t>
       </w:r>
       <w:r>
         <w:rPr>
@@ -517,7 +492,6 @@
           <w:szCs w:val="28"/>
           <w:lang w:val="pt-PT"/>
         </w:rPr>
-        <w:t>Khoa học công nghệ</w:t>
       </w:r>
       <w:r>
         <w:rPr>
@@ -526,7 +500,6 @@
           <w:szCs w:val="28"/>
           <w:lang w:val="pt-PT"/>
         </w:rPr>
-        <w:t xml:space="preserve"> nghiệm thu đề tài </w:t>
       </w:r>
       <w:r>
         <w:rPr>
@@ -535,7 +508,6 @@
           <w:szCs w:val="28"/>
           <w:lang w:val="pt-PT"/>
         </w:rPr>
-        <w:t>Nghiên cứu khoa học.</w:t>
       </w:r>
       <w:r>
         <w:rPr>
@@ -544,7 +516,6 @@
           <w:szCs w:val="28"/>
           <w:lang w:val="pt-PT"/>
         </w:rPr>
-        <w:t xml:space="preserve"> </w:t>
       </w:r>
     </w:p>
     <w:p>
@@ -567,33 +538,30 @@
           <w:szCs w:val="28"/>
           <w:lang w:val="pt-PT"/>
         </w:rPr>
-        <w:t xml:space="preserve">Tên đề </w:t>
-      </w:r>
-      <w:r>
-        <w:rPr>
-          <w:b/>
-          <w:sz w:val="28"/>
-          <w:szCs w:val="28"/>
-          <w:lang w:val="pt-PT"/>
-        </w:rPr>
-        <w:t>t</w:t>
-      </w:r>
-      <w:r>
-        <w:rPr>
-          <w:b/>
-          <w:sz w:val="28"/>
-          <w:szCs w:val="28"/>
-          <w:lang w:val="pt-PT"/>
-        </w:rPr>
-        <w:t>ài</w:t>
-      </w:r>
-      <w:r>
-        <w:rPr>
-          <w:sz w:val="28"/>
-          <w:szCs w:val="28"/>
-          <w:lang w:val="pt-PT"/>
-        </w:rPr>
-        <w:t>:</w:t>
+        <w:t xml:space="preserve">Tên đề tài: {{TEN_DE_TAI}} </w:t>
+      </w:r>
+      <w:r>
+        <w:rPr>
+          <w:b/>
+          <w:sz w:val="28"/>
+          <w:szCs w:val="28"/>
+          <w:lang w:val="pt-PT"/>
+        </w:rPr>
+      </w:r>
+      <w:r>
+        <w:rPr>
+          <w:b/>
+          <w:sz w:val="28"/>
+          <w:szCs w:val="28"/>
+          <w:lang w:val="pt-PT"/>
+        </w:rPr>
+      </w:r>
+      <w:r>
+        <w:rPr>
+          <w:sz w:val="28"/>
+          <w:szCs w:val="28"/>
+          <w:lang w:val="pt-PT"/>
+        </w:rPr>
       </w:r>
       <w:r>
         <w:rPr>
@@ -602,7 +570,6 @@
           <w:szCs w:val="28"/>
           <w:lang w:val="pt-PT"/>
         </w:rPr>
-        <w:t xml:space="preserve"> </w:t>
       </w:r>
       <w:r>
         <w:rPr>
@@ -611,15 +578,13 @@
           <w:szCs w:val="28"/>
           <w:lang w:val="pt-PT"/>
         </w:rPr>
-        <w:t>Tên đề tài</w:t>
-      </w:r>
-      <w:r>
-        <w:rPr>
-          <w:sz w:val="28"/>
-          <w:szCs w:val="28"/>
-          <w:lang w:val="pt-PT"/>
-        </w:rPr>
-        <w:t xml:space="preserve"> </w:t>
+      </w:r>
+      <w:r>
+        <w:rPr>
+          <w:sz w:val="28"/>
+          <w:szCs w:val="28"/>
+          <w:lang w:val="pt-PT"/>
+        </w:rPr>
       </w:r>
     </w:p>
     <w:p>
@@ -642,23 +607,21 @@
           <w:szCs w:val="28"/>
           <w:lang w:val="pt-PT"/>
         </w:rPr>
-        <w:t>Chủ nhiệm</w:t>
-      </w:r>
-      <w:r>
-        <w:rPr>
-          <w:sz w:val="28"/>
-          <w:szCs w:val="28"/>
-          <w:lang w:val="pt-PT"/>
-        </w:rPr>
-        <w:t>:</w:t>
-      </w:r>
-      <w:r>
-        <w:rPr>
-          <w:sz w:val="28"/>
-          <w:szCs w:val="28"/>
-          <w:lang w:val="pt-PT"/>
-        </w:rPr>
-        <w:t xml:space="preserve"> </w:t>
+        <w:t xml:space="preserve">Chủ nhiệm: {{CHU_NHIEM_TEN}} </w:t>
+      </w:r>
+      <w:r>
+        <w:rPr>
+          <w:sz w:val="28"/>
+          <w:szCs w:val="28"/>
+          <w:lang w:val="pt-PT"/>
+        </w:rPr>
+      </w:r>
+      <w:r>
+        <w:rPr>
+          <w:sz w:val="28"/>
+          <w:szCs w:val="28"/>
+          <w:lang w:val="pt-PT"/>
+        </w:rPr>
       </w:r>
       <w:r>
         <w:rPr>
@@ -667,15 +630,13 @@
           <w:szCs w:val="28"/>
           <w:lang w:val="pt-PT"/>
         </w:rPr>
-        <w:t>Tên 1</w:t>
-      </w:r>
-      <w:r>
-        <w:rPr>
-          <w:sz w:val="28"/>
-          <w:szCs w:val="28"/>
-          <w:lang w:val="pt-PT"/>
-        </w:rPr>
-        <w:t xml:space="preserve"> </w:t>
+      </w:r>
+      <w:r>
+        <w:rPr>
+          <w:sz w:val="28"/>
+          <w:szCs w:val="28"/>
+          <w:lang w:val="pt-PT"/>
+        </w:rPr>
       </w:r>
     </w:p>
     <w:p>
@@ -699,7 +660,7 @@
           <w:szCs w:val="28"/>
           <w:lang w:val="pt-PT"/>
         </w:rPr>
-        <w:t xml:space="preserve">Đồng chủ nhiệm: </w:t>
+        <w:t>Đồng chủ nhiệm: {{DONG_CHU_NHIEM_TEN}}</w:t>
       </w:r>
       <w:r>
         <w:rPr>
@@ -708,42 +669,39 @@
           <w:szCs w:val="28"/>
           <w:lang w:val="pt-PT"/>
         </w:rPr>
-        <w:t>Tên 2</w:t>
-      </w:r>
-    </w:p>
-    <w:p>
-      <w:pPr>
-        <w:spacing w:line="360" w:lineRule="auto"/>
-        <w:rPr>
-          <w:sz w:val="28"/>
-          <w:szCs w:val="28"/>
-          <w:lang w:val="pt-PT"/>
-        </w:rPr>
-      </w:pPr>
-      <w:r>
-        <w:rPr>
-          <w:b/>
-          <w:sz w:val="28"/>
-          <w:szCs w:val="28"/>
-          <w:lang w:val="pt-PT"/>
-        </w:rPr>
-        <w:t>Đơn vị chủ trì:</w:t>
-      </w:r>
-      <w:r>
-        <w:rPr>
-          <w:sz w:val="28"/>
-          <w:szCs w:val="28"/>
-          <w:lang w:val="pt-PT"/>
-        </w:rPr>
-        <w:t xml:space="preserve"> </w:t>
-      </w:r>
-      <w:r>
-        <w:rPr>
-          <w:sz w:val="28"/>
-          <w:szCs w:val="28"/>
-          <w:lang w:val="pt-PT"/>
-        </w:rPr>
-        <w:t>Viện Y học ứng dụng Việt Nam</w:t>
+      </w:r>
+    </w:p>
+    <w:p>
+      <w:pPr>
+        <w:spacing w:line="360" w:lineRule="auto"/>
+        <w:rPr>
+          <w:sz w:val="28"/>
+          <w:szCs w:val="28"/>
+          <w:lang w:val="pt-PT"/>
+        </w:rPr>
+      </w:pPr>
+      <w:r>
+        <w:rPr>
+          <w:b/>
+          <w:sz w:val="28"/>
+          <w:szCs w:val="28"/>
+          <w:lang w:val="pt-PT"/>
+        </w:rPr>
+        <w:t>Đơn vị chủ trì: {{DON_VI_CHU_TRI}}</w:t>
+      </w:r>
+      <w:r>
+        <w:rPr>
+          <w:sz w:val="28"/>
+          <w:szCs w:val="28"/>
+          <w:lang w:val="pt-PT"/>
+        </w:rPr>
+      </w:r>
+      <w:r>
+        <w:rPr>
+          <w:sz w:val="28"/>
+          <w:szCs w:val="28"/>
+          <w:lang w:val="pt-PT"/>
+        </w:rPr>
       </w:r>
     </w:p>
     <w:p>

--- a/04. Hồ sơ nghiệm thu - MẪU/Phiếu nhận xét nghiệm thu.docx
+++ b/04. Hồ sơ nghiệm thu - MẪU/Phiếu nhận xét nghiệm thu.docx
@@ -1,6 +1,6 @@
 
 <file path=word/document.xml><?xml version="1.0" encoding="utf-8"?>
-<w:document xmlns:wpc="http://schemas.microsoft.com/office/word/2010/wordprocessingCanvas" xmlns:cx="http://schemas.microsoft.com/office/drawing/2014/chartex" xmlns:cx1="http://schemas.microsoft.com/office/drawing/2015/9/8/chartex" xmlns:cx2="http://schemas.microsoft.com/office/drawing/2015/10/21/chartex" xmlns:cx3="http://schemas.microsoft.com/office/drawing/2016/5/9/chartex" xmlns:cx4="http://schemas.microsoft.com/office/drawing/2016/5/10/chartex" xmlns:cx5="http://schemas.microsoft.com/office/drawing/2016/5/11/chartex" xmlns:cx6="http://schemas.microsoft.com/office/drawing/2016/5/12/chartex" xmlns:cx7="http://schemas.microsoft.com/office/drawing/2016/5/13/chartex" xmlns:cx8="http://schemas.microsoft.com/office/drawing/2016/5/14/chartex" xmlns:mc="http://schemas.openxmlformats.org/markup-compatibility/2006" xmlns:aink="http://schemas.microsoft.com/office/drawing/2016/ink" xmlns:am3d="http://schemas.microsoft.com/office/drawing/2017/model3d" xmlns:o="urn:schemas-microsoft-com:office:office" xmlns:oel="http://schemas.microsoft.com/office/2019/extlst" xmlns:r="http://schemas.openxmlformats.org/officeDocument/2006/relationships" xmlns:m="http://schemas.openxmlformats.org/officeDocument/2006/math" xmlns:v="urn:schemas-microsoft-com:vml" xmlns:wp14="http://schemas.microsoft.com/office/word/2010/wordprocessingDrawing" xmlns:wp="http://schemas.openxmlformats.org/drawingml/2006/wordprocessingDrawing" xmlns:w10="urn:schemas-microsoft-com:office:word" xmlns:w="http://schemas.openxmlformats.org/wordprocessingml/2006/main" xmlns:w14="http://schemas.microsoft.com/office/word/2010/wordml" xmlns:w15="http://schemas.microsoft.com/office/word/2012/wordml" xmlns:w16cei="http://schemas.microsoft.com/office/word/2026/wordml/cei" xmlns:w16cex="http://schemas.microsoft.com/office/word/2018/wordml/cex" xmlns:w16cid="http://schemas.microsoft.com/office/word/2016/wordml/cid" xmlns:w16="http://schemas.microsoft.com/office/word/2018/wordml" xmlns:w16du="http://schemas.microsoft.com/office/word/2023/wordml/word16du" xmlns:w16sdtdh="http://schemas.microsoft.com/office/word/2020/wordml/sdtdatahash" xmlns:w16sdtfl="http://schemas.microsoft.com/office/word/2024/wordml/sdtformatlock" xmlns:w16se="http://schemas.microsoft.com/office/word/2015/wordml/symex" xmlns:wpg="http://schemas.microsoft.com/office/word/2010/wordprocessingGroup" xmlns:wpi="http://schemas.microsoft.com/office/word/2010/wordprocessingInk" xmlns:wne="http://schemas.microsoft.com/office/word/2006/wordml" xmlns:wps="http://schemas.microsoft.com/office/word/2010/wordprocessingShape" mc:Ignorable="w14 w15 w16se w16cid w16 w16cex w16sdtdh w16sdtfl w16du wp14">
+<w:document xmlns:wpc="http://schemas.microsoft.com/office/word/2010/wordprocessingCanvas" xmlns:cx="http://schemas.microsoft.com/office/drawing/2014/chartex" xmlns:cx1="http://schemas.microsoft.com/office/drawing/2015/9/8/chartex" xmlns:cx2="http://schemas.microsoft.com/office/drawing/2015/10/21/chartex" xmlns:cx3="http://schemas.microsoft.com/office/drawing/2016/5/9/chartex" xmlns:cx4="http://schemas.microsoft.com/office/drawing/2016/5/10/chartex" xmlns:cx5="http://schemas.microsoft.com/office/drawing/2016/5/11/chartex" xmlns:cx6="http://schemas.microsoft.com/office/drawing/2016/5/12/chartex" xmlns:cx7="http://schemas.microsoft.com/office/drawing/2016/5/13/chartex" xmlns:cx8="http://schemas.microsoft.com/office/drawing/2016/5/14/chartex" xmlns:mc="http://schemas.openxmlformats.org/markup-compatibility/2006" xmlns:aink="http://schemas.microsoft.com/office/drawing/2016/ink" xmlns:am3d="http://schemas.microsoft.com/office/drawing/2017/model3d" xmlns:o="urn:schemas-microsoft-com:office:office" xmlns:oel="http://schemas.microsoft.com/office/2019/extlst" xmlns:r="http://schemas.openxmlformats.org/officeDocument/2006/relationships" xmlns:m="http://schemas.openxmlformats.org/officeDocument/2006/math" xmlns:v="urn:schemas-microsoft-com:vml" xmlns:wp14="http://schemas.microsoft.com/office/word/2010/wordprocessingDrawing" xmlns:wp="http://schemas.openxmlformats.org/drawingml/2006/wordprocessingDrawing" xmlns:w10="urn:schemas-microsoft-com:office:word" xmlns:w="http://schemas.openxmlformats.org/wordprocessingml/2006/main" xmlns:w14="http://schemas.microsoft.com/office/word/2010/wordml" xmlns:w15="http://schemas.microsoft.com/office/word/2012/wordml" xmlns:w16cex="http://schemas.microsoft.com/office/word/2018/wordml/cex" xmlns:w16cid="http://schemas.microsoft.com/office/word/2016/wordml/cid" xmlns:w16="http://schemas.microsoft.com/office/word/2018/wordml" xmlns:w16du="http://schemas.microsoft.com/office/word/2023/wordml/word16du" xmlns:w16sdtdh="http://schemas.microsoft.com/office/word/2020/wordml/sdtdatahash" xmlns:w16sdtfl="http://schemas.microsoft.com/office/word/2024/wordml/sdtformatlock" xmlns:w16se="http://schemas.microsoft.com/office/word/2015/wordml/symex" xmlns:wpg="http://schemas.microsoft.com/office/word/2010/wordprocessingGroup" xmlns:wpi="http://schemas.microsoft.com/office/word/2010/wordprocessingInk" xmlns:wne="http://schemas.microsoft.com/office/word/2006/wordml" xmlns:wps="http://schemas.microsoft.com/office/word/2010/wordprocessingShape" mc:Ignorable="w14 w15 w16se w16cid w16 w16cex w16sdtdh w16sdtfl w16du wp14">
   <w:body>
     <w:tbl>
       <w:tblPr>
@@ -13,12 +13,6 @@
         <w:gridCol w:w="5571"/>
       </w:tblGrid>
       <w:tr>
-        <w:tblPrEx>
-          <w:tblCellMar>
-            <w:top w:w="0" w:type="dxa"/>
-            <w:bottom w:w="0" w:type="dxa"/>
-          </w:tblCellMar>
-        </w:tblPrEx>
         <w:trPr>
           <w:jc w:val="center"/>
         </w:trPr>
@@ -281,7 +275,7 @@
           <w:szCs w:val="28"/>
           <w:lang w:val="pt-PT"/>
         </w:rPr>
-        <w:t xml:space="preserve">Căn cứ quyết định số ....../QĐ-YHUD/{{NAM}} ngày ...... tháng ...... năm {{NAM}}. của Viện trưởng Viện Y học ứng dụng Việt Nam về việc thành lập Hội đồng Khoa học công nghệ nghiệm thu đề tài Nghiên cứu khoa học. </w:t>
+        <w:t xml:space="preserve">Căn cứ quyết định số </w:t>
       </w:r>
       <w:r>
         <w:rPr>
@@ -290,6 +284,7 @@
           <w:szCs w:val="28"/>
           <w:lang w:val="pt-PT"/>
         </w:rPr>
+        <w:t>......</w:t>
       </w:r>
       <w:r>
         <w:rPr>
@@ -298,6 +293,7 @@
           <w:szCs w:val="28"/>
           <w:lang w:val="pt-PT"/>
         </w:rPr>
+        <w:t>/Q</w:t>
       </w:r>
       <w:r>
         <w:rPr>
@@ -306,6 +302,7 @@
           <w:szCs w:val="28"/>
           <w:lang w:val="pt-PT"/>
         </w:rPr>
+        <w:t>Đ</w:t>
       </w:r>
       <w:r>
         <w:rPr>
@@ -314,6 +311,7 @@
           <w:szCs w:val="28"/>
           <w:lang w:val="pt-PT"/>
         </w:rPr>
+        <w:t>-</w:t>
       </w:r>
       <w:r>
         <w:rPr>
@@ -322,6 +320,7 @@
           <w:szCs w:val="28"/>
           <w:lang w:val="pt-PT"/>
         </w:rPr>
+        <w:t>YHUD</w:t>
       </w:r>
       <w:r>
         <w:rPr>
@@ -330,15 +329,16 @@
           <w:szCs w:val="28"/>
           <w:lang w:val="pt-PT"/>
         </w:rPr>
-      </w:r>
-      <w:r>
-        <w:rPr>
-          <w:color w:val="FF0000"/>
+        <w:t>/</w:t>
+      </w:r>
+      <w:r>
+        <w:rPr>
           <w:spacing w:val="-4"/>
           <w:sz w:val="28"/>
           <w:szCs w:val="28"/>
           <w:lang w:val="pt-PT"/>
         </w:rPr>
+        <w:t>{{NAM}}</w:t>
       </w:r>
       <w:r>
         <w:rPr>
@@ -347,6 +347,7 @@
           <w:szCs w:val="28"/>
           <w:lang w:val="pt-PT"/>
         </w:rPr>
+        <w:t xml:space="preserve"> </w:t>
       </w:r>
       <w:r>
         <w:rPr>
@@ -355,6 +356,7 @@
           <w:szCs w:val="28"/>
           <w:lang w:val="pt-PT"/>
         </w:rPr>
+        <w:t xml:space="preserve">ngày </w:t>
       </w:r>
       <w:r>
         <w:rPr>
@@ -363,6 +365,7 @@
           <w:szCs w:val="28"/>
           <w:lang w:val="pt-PT"/>
         </w:rPr>
+        <w:t>......</w:t>
       </w:r>
       <w:r>
         <w:rPr>
@@ -371,6 +374,7 @@
           <w:szCs w:val="28"/>
           <w:lang w:val="pt-PT"/>
         </w:rPr>
+        <w:t xml:space="preserve"> th</w:t>
       </w:r>
       <w:r>
         <w:rPr>
@@ -379,6 +383,7 @@
           <w:szCs w:val="28"/>
           <w:lang w:val="pt-PT"/>
         </w:rPr>
+        <w:t>áng</w:t>
       </w:r>
       <w:r>
         <w:rPr>
@@ -387,6 +392,7 @@
           <w:szCs w:val="28"/>
           <w:lang w:val="pt-PT"/>
         </w:rPr>
+        <w:t xml:space="preserve"> </w:t>
       </w:r>
       <w:r>
         <w:rPr>
@@ -395,6 +401,7 @@
           <w:szCs w:val="28"/>
           <w:lang w:val="pt-PT"/>
         </w:rPr>
+        <w:t>......</w:t>
       </w:r>
       <w:r>
         <w:rPr>
@@ -403,6 +410,7 @@
           <w:szCs w:val="28"/>
           <w:lang w:val="pt-PT"/>
         </w:rPr>
+        <w:t xml:space="preserve"> </w:t>
       </w:r>
       <w:r>
         <w:rPr>
@@ -411,6 +419,7 @@
           <w:szCs w:val="28"/>
           <w:lang w:val="pt-PT"/>
         </w:rPr>
+        <w:t>n</w:t>
       </w:r>
       <w:r>
         <w:rPr>
@@ -419,6 +428,7 @@
           <w:szCs w:val="28"/>
           <w:lang w:val="pt-PT"/>
         </w:rPr>
+        <w:t>ă</w:t>
       </w:r>
       <w:r>
         <w:rPr>
@@ -427,15 +437,16 @@
           <w:szCs w:val="28"/>
           <w:lang w:val="pt-PT"/>
         </w:rPr>
-      </w:r>
-      <w:r>
-        <w:rPr>
-          <w:color w:val="FF0000"/>
+        <w:t xml:space="preserve">m </w:t>
+      </w:r>
+      <w:r>
+        <w:rPr>
           <w:spacing w:val="-4"/>
           <w:sz w:val="28"/>
           <w:szCs w:val="28"/>
           <w:lang w:val="pt-PT"/>
         </w:rPr>
+        <w:t>{{NAM}}</w:t>
       </w:r>
       <w:r>
         <w:rPr>
@@ -444,6 +455,7 @@
           <w:szCs w:val="28"/>
           <w:lang w:val="pt-PT"/>
         </w:rPr>
+        <w:t>.</w:t>
       </w:r>
       <w:r>
         <w:rPr>
@@ -452,6 +464,7 @@
           <w:szCs w:val="28"/>
           <w:lang w:val="pt-PT"/>
         </w:rPr>
+        <w:t xml:space="preserve"> của </w:t>
       </w:r>
       <w:r>
         <w:rPr>
@@ -460,6 +473,7 @@
           <w:szCs w:val="28"/>
           <w:lang w:val="pt-PT"/>
         </w:rPr>
+        <w:t>Viện</w:t>
       </w:r>
       <w:r>
         <w:rPr>
@@ -468,6 +482,7 @@
           <w:szCs w:val="28"/>
           <w:lang w:val="pt-PT"/>
         </w:rPr>
+        <w:t xml:space="preserve"> trưởng </w:t>
       </w:r>
       <w:r>
         <w:rPr>
@@ -476,6 +491,7 @@
           <w:szCs w:val="28"/>
           <w:lang w:val="pt-PT"/>
         </w:rPr>
+        <w:t>Viện Y học ứng dụng Việt Nam</w:t>
       </w:r>
       <w:r>
         <w:rPr>
@@ -484,6 +500,7 @@
           <w:szCs w:val="28"/>
           <w:lang w:val="pt-PT"/>
         </w:rPr>
+        <w:t xml:space="preserve"> về việc thành lập Hội đồng </w:t>
       </w:r>
       <w:r>
         <w:rPr>
@@ -492,6 +509,7 @@
           <w:szCs w:val="28"/>
           <w:lang w:val="pt-PT"/>
         </w:rPr>
+        <w:t>Khoa học công nghệ</w:t>
       </w:r>
       <w:r>
         <w:rPr>
@@ -500,6 +518,7 @@
           <w:szCs w:val="28"/>
           <w:lang w:val="pt-PT"/>
         </w:rPr>
+        <w:t xml:space="preserve"> nghiệm thu đề tài </w:t>
       </w:r>
       <w:r>
         <w:rPr>
@@ -508,6 +527,7 @@
           <w:szCs w:val="28"/>
           <w:lang w:val="pt-PT"/>
         </w:rPr>
+        <w:t>Nghiên cứu khoa học.</w:t>
       </w:r>
       <w:r>
         <w:rPr>
@@ -516,6 +536,7 @@
           <w:szCs w:val="28"/>
           <w:lang w:val="pt-PT"/>
         </w:rPr>
+        <w:t xml:space="preserve"> </w:t>
       </w:r>
     </w:p>
     <w:p>
@@ -538,53 +559,15 @@
           <w:szCs w:val="28"/>
           <w:lang w:val="pt-PT"/>
         </w:rPr>
-        <w:t xml:space="preserve">Tên đề tài: {{TEN_DE_TAI}} </w:t>
-      </w:r>
-      <w:r>
-        <w:rPr>
-          <w:b/>
-          <w:sz w:val="28"/>
-          <w:szCs w:val="28"/>
-          <w:lang w:val="pt-PT"/>
-        </w:rPr>
-      </w:r>
-      <w:r>
-        <w:rPr>
-          <w:b/>
-          <w:sz w:val="28"/>
-          <w:szCs w:val="28"/>
-          <w:lang w:val="pt-PT"/>
-        </w:rPr>
-      </w:r>
-      <w:r>
-        <w:rPr>
-          <w:sz w:val="28"/>
-          <w:szCs w:val="28"/>
-          <w:lang w:val="pt-PT"/>
-        </w:rPr>
-      </w:r>
-      <w:r>
-        <w:rPr>
-          <w:spacing w:val="-6"/>
-          <w:sz w:val="28"/>
-          <w:szCs w:val="28"/>
-          <w:lang w:val="pt-PT"/>
-        </w:rPr>
-      </w:r>
-      <w:r>
-        <w:rPr>
-          <w:color w:val="FF0000"/>
-          <w:sz w:val="28"/>
-          <w:szCs w:val="28"/>
-          <w:lang w:val="pt-PT"/>
-        </w:rPr>
-      </w:r>
-      <w:r>
-        <w:rPr>
-          <w:sz w:val="28"/>
-          <w:szCs w:val="28"/>
-          <w:lang w:val="pt-PT"/>
-        </w:rPr>
+        <w:t>Tên đề tài: {{TEN_DE_TAI}}</w:t>
+      </w:r>
+      <w:r>
+        <w:rPr>
+          <w:sz w:val="28"/>
+          <w:szCs w:val="28"/>
+          <w:lang w:val="pt-PT"/>
+        </w:rPr>
+        <w:t xml:space="preserve"> </w:t>
       </w:r>
     </w:p>
     <w:p>
@@ -607,36 +590,15 @@
           <w:szCs w:val="28"/>
           <w:lang w:val="pt-PT"/>
         </w:rPr>
-        <w:t xml:space="preserve">Chủ nhiệm: {{CHU_NHIEM_TEN}} </w:t>
-      </w:r>
-      <w:r>
-        <w:rPr>
-          <w:sz w:val="28"/>
-          <w:szCs w:val="28"/>
-          <w:lang w:val="pt-PT"/>
-        </w:rPr>
-      </w:r>
-      <w:r>
-        <w:rPr>
-          <w:sz w:val="28"/>
-          <w:szCs w:val="28"/>
-          <w:lang w:val="pt-PT"/>
-        </w:rPr>
-      </w:r>
-      <w:r>
-        <w:rPr>
-          <w:color w:val="FF0000"/>
-          <w:sz w:val="28"/>
-          <w:szCs w:val="28"/>
-          <w:lang w:val="pt-PT"/>
-        </w:rPr>
-      </w:r>
-      <w:r>
-        <w:rPr>
-          <w:sz w:val="28"/>
-          <w:szCs w:val="28"/>
-          <w:lang w:val="pt-PT"/>
-        </w:rPr>
+        <w:t>Chủ nhiệm: {{CHU_NHIEM_TEN}}</w:t>
+      </w:r>
+      <w:r>
+        <w:rPr>
+          <w:sz w:val="28"/>
+          <w:szCs w:val="28"/>
+          <w:lang w:val="pt-PT"/>
+        </w:rPr>
+        <w:t xml:space="preserve"> </w:t>
       </w:r>
     </w:p>
     <w:p>
@@ -662,14 +624,6 @@
         </w:rPr>
         <w:t>Đồng chủ nhiệm: {{DONG_CHU_NHIEM_TEN}}</w:t>
       </w:r>
-      <w:r>
-        <w:rPr>
-          <w:color w:val="FF0000"/>
-          <w:sz w:val="28"/>
-          <w:szCs w:val="28"/>
-          <w:lang w:val="pt-PT"/>
-        </w:rPr>
-      </w:r>
     </w:p>
     <w:p>
       <w:pPr>
@@ -688,20 +642,6 @@
           <w:lang w:val="pt-PT"/>
         </w:rPr>
         <w:t>Đơn vị chủ trì: {{DON_VI_CHU_TRI}}</w:t>
-      </w:r>
-      <w:r>
-        <w:rPr>
-          <w:sz w:val="28"/>
-          <w:szCs w:val="28"/>
-          <w:lang w:val="pt-PT"/>
-        </w:rPr>
-      </w:r>
-      <w:r>
-        <w:rPr>
-          <w:sz w:val="28"/>
-          <w:szCs w:val="28"/>
-          <w:lang w:val="pt-PT"/>
-        </w:rPr>
       </w:r>
     </w:p>
     <w:p>
@@ -3082,7 +3022,7 @@
 </file>
 
 <file path=word/endnotes.xml><?xml version="1.0" encoding="utf-8"?>
-<w:endnotes xmlns:wpc="http://schemas.microsoft.com/office/word/2010/wordprocessingCanvas" xmlns:cx="http://schemas.microsoft.com/office/drawing/2014/chartex" xmlns:cx1="http://schemas.microsoft.com/office/drawing/2015/9/8/chartex" xmlns:cx2="http://schemas.microsoft.com/office/drawing/2015/10/21/chartex" xmlns:cx3="http://schemas.microsoft.com/office/drawing/2016/5/9/chartex" xmlns:cx4="http://schemas.microsoft.com/office/drawing/2016/5/10/chartex" xmlns:cx5="http://schemas.microsoft.com/office/drawing/2016/5/11/chartex" xmlns:cx6="http://schemas.microsoft.com/office/drawing/2016/5/12/chartex" xmlns:cx7="http://schemas.microsoft.com/office/drawing/2016/5/13/chartex" xmlns:cx8="http://schemas.microsoft.com/office/drawing/2016/5/14/chartex" xmlns:mc="http://schemas.openxmlformats.org/markup-compatibility/2006" xmlns:aink="http://schemas.microsoft.com/office/drawing/2016/ink" xmlns:am3d="http://schemas.microsoft.com/office/drawing/2017/model3d" xmlns:o="urn:schemas-microsoft-com:office:office" xmlns:oel="http://schemas.microsoft.com/office/2019/extlst" xmlns:r="http://schemas.openxmlformats.org/officeDocument/2006/relationships" xmlns:m="http://schemas.openxmlformats.org/officeDocument/2006/math" xmlns:v="urn:schemas-microsoft-com:vml" xmlns:wp14="http://schemas.microsoft.com/office/word/2010/wordprocessingDrawing" xmlns:wp="http://schemas.openxmlformats.org/drawingml/2006/wordprocessingDrawing" xmlns:w10="urn:schemas-microsoft-com:office:word" xmlns:w="http://schemas.openxmlformats.org/wordprocessingml/2006/main" xmlns:w14="http://schemas.microsoft.com/office/word/2010/wordml" xmlns:w15="http://schemas.microsoft.com/office/word/2012/wordml" xmlns:w16cei="http://schemas.microsoft.com/office/word/2026/wordml/cei" xmlns:w16cex="http://schemas.microsoft.com/office/word/2018/wordml/cex" xmlns:w16cid="http://schemas.microsoft.com/office/word/2016/wordml/cid" xmlns:w16="http://schemas.microsoft.com/office/word/2018/wordml" xmlns:w16du="http://schemas.microsoft.com/office/word/2023/wordml/word16du" xmlns:w16sdtdh="http://schemas.microsoft.com/office/word/2020/wordml/sdtdatahash" xmlns:w16sdtfl="http://schemas.microsoft.com/office/word/2024/wordml/sdtformatlock" xmlns:w16se="http://schemas.microsoft.com/office/word/2015/wordml/symex" xmlns:wpg="http://schemas.microsoft.com/office/word/2010/wordprocessingGroup" xmlns:wpi="http://schemas.microsoft.com/office/word/2010/wordprocessingInk" xmlns:wne="http://schemas.microsoft.com/office/word/2006/wordml" xmlns:wps="http://schemas.microsoft.com/office/word/2010/wordprocessingShape" mc:Ignorable="w14 w15 w16se w16cid w16 w16cex w16sdtdh w16sdtfl w16du wp14">
+<w:endnotes xmlns:wpc="http://schemas.microsoft.com/office/word/2010/wordprocessingCanvas" xmlns:cx="http://schemas.microsoft.com/office/drawing/2014/chartex" xmlns:cx1="http://schemas.microsoft.com/office/drawing/2015/9/8/chartex" xmlns:cx2="http://schemas.microsoft.com/office/drawing/2015/10/21/chartex" xmlns:cx3="http://schemas.microsoft.com/office/drawing/2016/5/9/chartex" xmlns:cx4="http://schemas.microsoft.com/office/drawing/2016/5/10/chartex" xmlns:cx5="http://schemas.microsoft.com/office/drawing/2016/5/11/chartex" xmlns:cx6="http://schemas.microsoft.com/office/drawing/2016/5/12/chartex" xmlns:cx7="http://schemas.microsoft.com/office/drawing/2016/5/13/chartex" xmlns:cx8="http://schemas.microsoft.com/office/drawing/2016/5/14/chartex" xmlns:mc="http://schemas.openxmlformats.org/markup-compatibility/2006" xmlns:aink="http://schemas.microsoft.com/office/drawing/2016/ink" xmlns:am3d="http://schemas.microsoft.com/office/drawing/2017/model3d" xmlns:o="urn:schemas-microsoft-com:office:office" xmlns:oel="http://schemas.microsoft.com/office/2019/extlst" xmlns:r="http://schemas.openxmlformats.org/officeDocument/2006/relationships" xmlns:m="http://schemas.openxmlformats.org/officeDocument/2006/math" xmlns:v="urn:schemas-microsoft-com:vml" xmlns:wp14="http://schemas.microsoft.com/office/word/2010/wordprocessingDrawing" xmlns:wp="http://schemas.openxmlformats.org/drawingml/2006/wordprocessingDrawing" xmlns:w10="urn:schemas-microsoft-com:office:word" xmlns:w="http://schemas.openxmlformats.org/wordprocessingml/2006/main" xmlns:w14="http://schemas.microsoft.com/office/word/2010/wordml" xmlns:w15="http://schemas.microsoft.com/office/word/2012/wordml" xmlns:w16cex="http://schemas.microsoft.com/office/word/2018/wordml/cex" xmlns:w16cid="http://schemas.microsoft.com/office/word/2016/wordml/cid" xmlns:w16="http://schemas.microsoft.com/office/word/2018/wordml" xmlns:w16du="http://schemas.microsoft.com/office/word/2023/wordml/word16du" xmlns:w16sdtdh="http://schemas.microsoft.com/office/word/2020/wordml/sdtdatahash" xmlns:w16sdtfl="http://schemas.microsoft.com/office/word/2024/wordml/sdtformatlock" xmlns:w16se="http://schemas.microsoft.com/office/word/2015/wordml/symex" xmlns:wpg="http://schemas.microsoft.com/office/word/2010/wordprocessingGroup" xmlns:wpi="http://schemas.microsoft.com/office/word/2010/wordprocessingInk" xmlns:wne="http://schemas.microsoft.com/office/word/2006/wordml" xmlns:wps="http://schemas.microsoft.com/office/word/2010/wordprocessingShape" mc:Ignorable="w14 w15 w16se w16cid w16 w16cex w16sdtdh w16sdtfl w16du wp14">
   <w:endnote w:type="separator" w:id="-1">
     <w:p>
       <w:r>
@@ -3101,7 +3041,7 @@
 </file>
 
 <file path=word/footnotes.xml><?xml version="1.0" encoding="utf-8"?>
-<w:footnotes xmlns:wpc="http://schemas.microsoft.com/office/word/2010/wordprocessingCanvas" xmlns:cx="http://schemas.microsoft.com/office/drawing/2014/chartex" xmlns:cx1="http://schemas.microsoft.com/office/drawing/2015/9/8/chartex" xmlns:cx2="http://schemas.microsoft.com/office/drawing/2015/10/21/chartex" xmlns:cx3="http://schemas.microsoft.com/office/drawing/2016/5/9/chartex" xmlns:cx4="http://schemas.microsoft.com/office/drawing/2016/5/10/chartex" xmlns:cx5="http://schemas.microsoft.com/office/drawing/2016/5/11/chartex" xmlns:cx6="http://schemas.microsoft.com/office/drawing/2016/5/12/chartex" xmlns:cx7="http://schemas.microsoft.com/office/drawing/2016/5/13/chartex" xmlns:cx8="http://schemas.microsoft.com/office/drawing/2016/5/14/chartex" xmlns:mc="http://schemas.openxmlformats.org/markup-compatibility/2006" xmlns:aink="http://schemas.microsoft.com/office/drawing/2016/ink" xmlns:am3d="http://schemas.microsoft.com/office/drawing/2017/model3d" xmlns:o="urn:schemas-microsoft-com:office:office" xmlns:oel="http://schemas.microsoft.com/office/2019/extlst" xmlns:r="http://schemas.openxmlformats.org/officeDocument/2006/relationships" xmlns:m="http://schemas.openxmlformats.org/officeDocument/2006/math" xmlns:v="urn:schemas-microsoft-com:vml" xmlns:wp14="http://schemas.microsoft.com/office/word/2010/wordprocessingDrawing" xmlns:wp="http://schemas.openxmlformats.org/drawingml/2006/wordprocessingDrawing" xmlns:w10="urn:schemas-microsoft-com:office:word" xmlns:w="http://schemas.openxmlformats.org/wordprocessingml/2006/main" xmlns:w14="http://schemas.microsoft.com/office/word/2010/wordml" xmlns:w15="http://schemas.microsoft.com/office/word/2012/wordml" xmlns:w16cei="http://schemas.microsoft.com/office/word/2026/wordml/cei" xmlns:w16cex="http://schemas.microsoft.com/office/word/2018/wordml/cex" xmlns:w16cid="http://schemas.microsoft.com/office/word/2016/wordml/cid" xmlns:w16="http://schemas.microsoft.com/office/word/2018/wordml" xmlns:w16du="http://schemas.microsoft.com/office/word/2023/wordml/word16du" xmlns:w16sdtdh="http://schemas.microsoft.com/office/word/2020/wordml/sdtdatahash" xmlns:w16sdtfl="http://schemas.microsoft.com/office/word/2024/wordml/sdtformatlock" xmlns:w16se="http://schemas.microsoft.com/office/word/2015/wordml/symex" xmlns:wpg="http://schemas.microsoft.com/office/word/2010/wordprocessingGroup" xmlns:wpi="http://schemas.microsoft.com/office/word/2010/wordprocessingInk" xmlns:wne="http://schemas.microsoft.com/office/word/2006/wordml" xmlns:wps="http://schemas.microsoft.com/office/word/2010/wordprocessingShape" mc:Ignorable="w14 w15 w16se w16cid w16 w16cex w16sdtdh w16sdtfl w16du wp14">
+<w:footnotes xmlns:wpc="http://schemas.microsoft.com/office/word/2010/wordprocessingCanvas" xmlns:cx="http://schemas.microsoft.com/office/drawing/2014/chartex" xmlns:cx1="http://schemas.microsoft.com/office/drawing/2015/9/8/chartex" xmlns:cx2="http://schemas.microsoft.com/office/drawing/2015/10/21/chartex" xmlns:cx3="http://schemas.microsoft.com/office/drawing/2016/5/9/chartex" xmlns:cx4="http://schemas.microsoft.com/office/drawing/2016/5/10/chartex" xmlns:cx5="http://schemas.microsoft.com/office/drawing/2016/5/11/chartex" xmlns:cx6="http://schemas.microsoft.com/office/drawing/2016/5/12/chartex" xmlns:cx7="http://schemas.microsoft.com/office/drawing/2016/5/13/chartex" xmlns:cx8="http://schemas.microsoft.com/office/drawing/2016/5/14/chartex" xmlns:mc="http://schemas.openxmlformats.org/markup-compatibility/2006" xmlns:aink="http://schemas.microsoft.com/office/drawing/2016/ink" xmlns:am3d="http://schemas.microsoft.com/office/drawing/2017/model3d" xmlns:o="urn:schemas-microsoft-com:office:office" xmlns:oel="http://schemas.microsoft.com/office/2019/extlst" xmlns:r="http://schemas.openxmlformats.org/officeDocument/2006/relationships" xmlns:m="http://schemas.openxmlformats.org/officeDocument/2006/math" xmlns:v="urn:schemas-microsoft-com:vml" xmlns:wp14="http://schemas.microsoft.com/office/word/2010/wordprocessingDrawing" xmlns:wp="http://schemas.openxmlformats.org/drawingml/2006/wordprocessingDrawing" xmlns:w10="urn:schemas-microsoft-com:office:word" xmlns:w="http://schemas.openxmlformats.org/wordprocessingml/2006/main" xmlns:w14="http://schemas.microsoft.com/office/word/2010/wordml" xmlns:w15="http://schemas.microsoft.com/office/word/2012/wordml" xmlns:w16cex="http://schemas.microsoft.com/office/word/2018/wordml/cex" xmlns:w16cid="http://schemas.microsoft.com/office/word/2016/wordml/cid" xmlns:w16="http://schemas.microsoft.com/office/word/2018/wordml" xmlns:w16du="http://schemas.microsoft.com/office/word/2023/wordml/word16du" xmlns:w16sdtdh="http://schemas.microsoft.com/office/word/2020/wordml/sdtdatahash" xmlns:w16sdtfl="http://schemas.microsoft.com/office/word/2024/wordml/sdtformatlock" xmlns:w16se="http://schemas.microsoft.com/office/word/2015/wordml/symex" xmlns:wpg="http://schemas.microsoft.com/office/word/2010/wordprocessingGroup" xmlns:wpi="http://schemas.microsoft.com/office/word/2010/wordprocessingInk" xmlns:wne="http://schemas.microsoft.com/office/word/2006/wordml" xmlns:wps="http://schemas.microsoft.com/office/word/2010/wordprocessingShape" mc:Ignorable="w14 w15 w16se w16cid w16 w16cex w16sdtdh w16sdtfl w16du wp14">
   <w:footnote w:type="separator" w:id="-1">
     <w:p>
       <w:r>
@@ -3120,7 +3060,7 @@
 </file>
 
 <file path=word/header1.xml><?xml version="1.0" encoding="utf-8"?>
-<w:hdr xmlns:wpc="http://schemas.microsoft.com/office/word/2010/wordprocessingCanvas" xmlns:cx="http://schemas.microsoft.com/office/drawing/2014/chartex" xmlns:cx1="http://schemas.microsoft.com/office/drawing/2015/9/8/chartex" xmlns:cx2="http://schemas.microsoft.com/office/drawing/2015/10/21/chartex" xmlns:cx3="http://schemas.microsoft.com/office/drawing/2016/5/9/chartex" xmlns:cx4="http://schemas.microsoft.com/office/drawing/2016/5/10/chartex" xmlns:cx5="http://schemas.microsoft.com/office/drawing/2016/5/11/chartex" xmlns:cx6="http://schemas.microsoft.com/office/drawing/2016/5/12/chartex" xmlns:cx7="http://schemas.microsoft.com/office/drawing/2016/5/13/chartex" xmlns:cx8="http://schemas.microsoft.com/office/drawing/2016/5/14/chartex" xmlns:mc="http://schemas.openxmlformats.org/markup-compatibility/2006" xmlns:aink="http://schemas.microsoft.com/office/drawing/2016/ink" xmlns:am3d="http://schemas.microsoft.com/office/drawing/2017/model3d" xmlns:o="urn:schemas-microsoft-com:office:office" xmlns:oel="http://schemas.microsoft.com/office/2019/extlst" xmlns:r="http://schemas.openxmlformats.org/officeDocument/2006/relationships" xmlns:m="http://schemas.openxmlformats.org/officeDocument/2006/math" xmlns:v="urn:schemas-microsoft-com:vml" xmlns:wp14="http://schemas.microsoft.com/office/word/2010/wordprocessingDrawing" xmlns:wp="http://schemas.openxmlformats.org/drawingml/2006/wordprocessingDrawing" xmlns:w10="urn:schemas-microsoft-com:office:word" xmlns:w="http://schemas.openxmlformats.org/wordprocessingml/2006/main" xmlns:w14="http://schemas.microsoft.com/office/word/2010/wordml" xmlns:w15="http://schemas.microsoft.com/office/word/2012/wordml" xmlns:w16cei="http://schemas.microsoft.com/office/word/2026/wordml/cei" xmlns:w16cex="http://schemas.microsoft.com/office/word/2018/wordml/cex" xmlns:w16cid="http://schemas.microsoft.com/office/word/2016/wordml/cid" xmlns:w16="http://schemas.microsoft.com/office/word/2018/wordml" xmlns:w16du="http://schemas.microsoft.com/office/word/2023/wordml/word16du" xmlns:w16sdtdh="http://schemas.microsoft.com/office/word/2020/wordml/sdtdatahash" xmlns:w16sdtfl="http://schemas.microsoft.com/office/word/2024/wordml/sdtformatlock" xmlns:w16se="http://schemas.microsoft.com/office/word/2015/wordml/symex" xmlns:wpg="http://schemas.microsoft.com/office/word/2010/wordprocessingGroup" xmlns:wpi="http://schemas.microsoft.com/office/word/2010/wordprocessingInk" xmlns:wne="http://schemas.microsoft.com/office/word/2006/wordml" xmlns:wps="http://schemas.microsoft.com/office/word/2010/wordprocessingShape" mc:Ignorable="w14 w15 w16se w16cid w16 w16cex w16sdtdh w16sdtfl w16du wp14">
+<w:hdr xmlns:wpc="http://schemas.microsoft.com/office/word/2010/wordprocessingCanvas" xmlns:cx="http://schemas.microsoft.com/office/drawing/2014/chartex" xmlns:cx1="http://schemas.microsoft.com/office/drawing/2015/9/8/chartex" xmlns:cx2="http://schemas.microsoft.com/office/drawing/2015/10/21/chartex" xmlns:cx3="http://schemas.microsoft.com/office/drawing/2016/5/9/chartex" xmlns:cx4="http://schemas.microsoft.com/office/drawing/2016/5/10/chartex" xmlns:cx5="http://schemas.microsoft.com/office/drawing/2016/5/11/chartex" xmlns:cx6="http://schemas.microsoft.com/office/drawing/2016/5/12/chartex" xmlns:cx7="http://schemas.microsoft.com/office/drawing/2016/5/13/chartex" xmlns:cx8="http://schemas.microsoft.com/office/drawing/2016/5/14/chartex" xmlns:mc="http://schemas.openxmlformats.org/markup-compatibility/2006" xmlns:aink="http://schemas.microsoft.com/office/drawing/2016/ink" xmlns:am3d="http://schemas.microsoft.com/office/drawing/2017/model3d" xmlns:o="urn:schemas-microsoft-com:office:office" xmlns:oel="http://schemas.microsoft.com/office/2019/extlst" xmlns:r="http://schemas.openxmlformats.org/officeDocument/2006/relationships" xmlns:m="http://schemas.openxmlformats.org/officeDocument/2006/math" xmlns:v="urn:schemas-microsoft-com:vml" xmlns:wp14="http://schemas.microsoft.com/office/word/2010/wordprocessingDrawing" xmlns:wp="http://schemas.openxmlformats.org/drawingml/2006/wordprocessingDrawing" xmlns:w10="urn:schemas-microsoft-com:office:word" xmlns:w="http://schemas.openxmlformats.org/wordprocessingml/2006/main" xmlns:w14="http://schemas.microsoft.com/office/word/2010/wordml" xmlns:w15="http://schemas.microsoft.com/office/word/2012/wordml" xmlns:w16cex="http://schemas.microsoft.com/office/word/2018/wordml/cex" xmlns:w16cid="http://schemas.microsoft.com/office/word/2016/wordml/cid" xmlns:w16="http://schemas.microsoft.com/office/word/2018/wordml" xmlns:w16du="http://schemas.microsoft.com/office/word/2023/wordml/word16du" xmlns:w16sdtdh="http://schemas.microsoft.com/office/word/2020/wordml/sdtdatahash" xmlns:w16sdtfl="http://schemas.microsoft.com/office/word/2024/wordml/sdtformatlock" xmlns:w16se="http://schemas.microsoft.com/office/word/2015/wordml/symex" xmlns:wpg="http://schemas.microsoft.com/office/word/2010/wordprocessingGroup" xmlns:wpi="http://schemas.microsoft.com/office/word/2010/wordprocessingInk" xmlns:wne="http://schemas.microsoft.com/office/word/2006/wordml" xmlns:wps="http://schemas.microsoft.com/office/word/2010/wordprocessingShape" mc:Ignorable="w14 w15 w16se w16cid w16 w16cex w16sdtdh w16sdtfl w16du wp14">
   <w:p>
     <w:pPr>
       <w:pStyle w:val="Header"/>
@@ -3131,7 +3071,7 @@
 </file>
 
 <file path=word/numbering.xml><?xml version="1.0" encoding="utf-8"?>
-<w:numbering xmlns:wpc="http://schemas.microsoft.com/office/word/2010/wordprocessingCanvas" xmlns:cx="http://schemas.microsoft.com/office/drawing/2014/chartex" xmlns:cx1="http://schemas.microsoft.com/office/drawing/2015/9/8/chartex" xmlns:cx2="http://schemas.microsoft.com/office/drawing/2015/10/21/chartex" xmlns:cx3="http://schemas.microsoft.com/office/drawing/2016/5/9/chartex" xmlns:cx4="http://schemas.microsoft.com/office/drawing/2016/5/10/chartex" xmlns:cx5="http://schemas.microsoft.com/office/drawing/2016/5/11/chartex" xmlns:cx6="http://schemas.microsoft.com/office/drawing/2016/5/12/chartex" xmlns:cx7="http://schemas.microsoft.com/office/drawing/2016/5/13/chartex" xmlns:cx8="http://schemas.microsoft.com/office/drawing/2016/5/14/chartex" xmlns:mc="http://schemas.openxmlformats.org/markup-compatibility/2006" xmlns:aink="http://schemas.microsoft.com/office/drawing/2016/ink" xmlns:am3d="http://schemas.microsoft.com/office/drawing/2017/model3d" xmlns:o="urn:schemas-microsoft-com:office:office" xmlns:oel="http://schemas.microsoft.com/office/2019/extlst" xmlns:r="http://schemas.openxmlformats.org/officeDocument/2006/relationships" xmlns:m="http://schemas.openxmlformats.org/officeDocument/2006/math" xmlns:v="urn:schemas-microsoft-com:vml" xmlns:wp14="http://schemas.microsoft.com/office/word/2010/wordprocessingDrawing" xmlns:wp="http://schemas.openxmlformats.org/drawingml/2006/wordprocessingDrawing" xmlns:w10="urn:schemas-microsoft-com:office:word" xmlns:w="http://schemas.openxmlformats.org/wordprocessingml/2006/main" xmlns:w14="http://schemas.microsoft.com/office/word/2010/wordml" xmlns:w15="http://schemas.microsoft.com/office/word/2012/wordml" xmlns:w16cei="http://schemas.microsoft.com/office/word/2026/wordml/cei" xmlns:w16cex="http://schemas.microsoft.com/office/word/2018/wordml/cex" xmlns:w16cid="http://schemas.microsoft.com/office/word/2016/wordml/cid" xmlns:w16="http://schemas.microsoft.com/office/word/2018/wordml" xmlns:w16du="http://schemas.microsoft.com/office/word/2023/wordml/word16du" xmlns:w16sdtdh="http://schemas.microsoft.com/office/word/2020/wordml/sdtdatahash" xmlns:w16sdtfl="http://schemas.microsoft.com/office/word/2024/wordml/sdtformatlock" xmlns:w16se="http://schemas.microsoft.com/office/word/2015/wordml/symex" xmlns:wpg="http://schemas.microsoft.com/office/word/2010/wordprocessingGroup" xmlns:wpi="http://schemas.microsoft.com/office/word/2010/wordprocessingInk" xmlns:wne="http://schemas.microsoft.com/office/word/2006/wordml" xmlns:wps="http://schemas.microsoft.com/office/word/2010/wordprocessingShape" mc:Ignorable="w14 w15 w16se w16cid w16 w16cex w16sdtdh w16sdtfl w16du wp14">
+<w:numbering xmlns:wpc="http://schemas.microsoft.com/office/word/2010/wordprocessingCanvas" xmlns:cx="http://schemas.microsoft.com/office/drawing/2014/chartex" xmlns:cx1="http://schemas.microsoft.com/office/drawing/2015/9/8/chartex" xmlns:cx2="http://schemas.microsoft.com/office/drawing/2015/10/21/chartex" xmlns:cx3="http://schemas.microsoft.com/office/drawing/2016/5/9/chartex" xmlns:cx4="http://schemas.microsoft.com/office/drawing/2016/5/10/chartex" xmlns:cx5="http://schemas.microsoft.com/office/drawing/2016/5/11/chartex" xmlns:cx6="http://schemas.microsoft.com/office/drawing/2016/5/12/chartex" xmlns:cx7="http://schemas.microsoft.com/office/drawing/2016/5/13/chartex" xmlns:cx8="http://schemas.microsoft.com/office/drawing/2016/5/14/chartex" xmlns:mc="http://schemas.openxmlformats.org/markup-compatibility/2006" xmlns:aink="http://schemas.microsoft.com/office/drawing/2016/ink" xmlns:am3d="http://schemas.microsoft.com/office/drawing/2017/model3d" xmlns:o="urn:schemas-microsoft-com:office:office" xmlns:oel="http://schemas.microsoft.com/office/2019/extlst" xmlns:r="http://schemas.openxmlformats.org/officeDocument/2006/relationships" xmlns:m="http://schemas.openxmlformats.org/officeDocument/2006/math" xmlns:v="urn:schemas-microsoft-com:vml" xmlns:wp14="http://schemas.microsoft.com/office/word/2010/wordprocessingDrawing" xmlns:wp="http://schemas.openxmlformats.org/drawingml/2006/wordprocessingDrawing" xmlns:w10="urn:schemas-microsoft-com:office:word" xmlns:w="http://schemas.openxmlformats.org/wordprocessingml/2006/main" xmlns:w14="http://schemas.microsoft.com/office/word/2010/wordml" xmlns:w15="http://schemas.microsoft.com/office/word/2012/wordml" xmlns:w16cex="http://schemas.microsoft.com/office/word/2018/wordml/cex" xmlns:w16cid="http://schemas.microsoft.com/office/word/2016/wordml/cid" xmlns:w16="http://schemas.microsoft.com/office/word/2018/wordml" xmlns:w16du="http://schemas.microsoft.com/office/word/2023/wordml/word16du" xmlns:w16sdtdh="http://schemas.microsoft.com/office/word/2020/wordml/sdtdatahash" xmlns:w16sdtfl="http://schemas.microsoft.com/office/word/2024/wordml/sdtformatlock" xmlns:w16se="http://schemas.microsoft.com/office/word/2015/wordml/symex" xmlns:wpg="http://schemas.microsoft.com/office/word/2010/wordprocessingGroup" xmlns:wpi="http://schemas.microsoft.com/office/word/2010/wordprocessingInk" xmlns:wne="http://schemas.microsoft.com/office/word/2006/wordml" xmlns:wps="http://schemas.microsoft.com/office/word/2010/wordprocessingShape" mc:Ignorable="w14 w15 w16se w16cid w16 w16cex w16sdtdh w16sdtfl w16du wp14">
   <w:abstractNum w:abstractNumId="0" w15:restartNumberingAfterBreak="0">
     <w:nsid w:val="0C6650FF"/>
     <w:multiLevelType w:val="hybridMultilevel"/>
@@ -3539,6 +3479,50 @@
     <w:lsdException w:name="Subtitle" w:qFormat="1"/>
     <w:lsdException w:name="Strong" w:qFormat="1"/>
     <w:lsdException w:name="Emphasis" w:qFormat="1"/>
+    <w:lsdException w:name="Normal Table" w:semiHidden="1" w:unhideWhenUsed="1"/>
+    <w:lsdException w:name="Table Simple 1" w:semiHidden="1" w:unhideWhenUsed="1"/>
+    <w:lsdException w:name="Table Simple 2" w:semiHidden="1" w:unhideWhenUsed="1"/>
+    <w:lsdException w:name="Table Simple 3" w:semiHidden="1" w:unhideWhenUsed="1"/>
+    <w:lsdException w:name="Table Classic 1" w:semiHidden="1" w:unhideWhenUsed="1"/>
+    <w:lsdException w:name="Table Classic 2" w:semiHidden="1" w:unhideWhenUsed="1"/>
+    <w:lsdException w:name="Table Classic 3" w:semiHidden="1" w:unhideWhenUsed="1"/>
+    <w:lsdException w:name="Table Classic 4" w:semiHidden="1" w:unhideWhenUsed="1"/>
+    <w:lsdException w:name="Table Colorful 1" w:semiHidden="1" w:unhideWhenUsed="1"/>
+    <w:lsdException w:name="Table Colorful 2" w:semiHidden="1" w:unhideWhenUsed="1"/>
+    <w:lsdException w:name="Table Colorful 3" w:semiHidden="1" w:unhideWhenUsed="1"/>
+    <w:lsdException w:name="Table Columns 1" w:semiHidden="1" w:unhideWhenUsed="1"/>
+    <w:lsdException w:name="Table Columns 2" w:semiHidden="1" w:unhideWhenUsed="1"/>
+    <w:lsdException w:name="Table Columns 3" w:semiHidden="1" w:unhideWhenUsed="1"/>
+    <w:lsdException w:name="Table Columns 4" w:semiHidden="1" w:unhideWhenUsed="1"/>
+    <w:lsdException w:name="Table Columns 5" w:semiHidden="1" w:unhideWhenUsed="1"/>
+    <w:lsdException w:name="Table Grid 1" w:semiHidden="1" w:unhideWhenUsed="1"/>
+    <w:lsdException w:name="Table Grid 2" w:semiHidden="1" w:unhideWhenUsed="1"/>
+    <w:lsdException w:name="Table Grid 3" w:semiHidden="1" w:unhideWhenUsed="1"/>
+    <w:lsdException w:name="Table Grid 4" w:semiHidden="1" w:unhideWhenUsed="1"/>
+    <w:lsdException w:name="Table Grid 5" w:semiHidden="1" w:unhideWhenUsed="1"/>
+    <w:lsdException w:name="Table Grid 6" w:semiHidden="1" w:unhideWhenUsed="1"/>
+    <w:lsdException w:name="Table Grid 7" w:semiHidden="1" w:unhideWhenUsed="1"/>
+    <w:lsdException w:name="Table Grid 8" w:semiHidden="1" w:unhideWhenUsed="1"/>
+    <w:lsdException w:name="Table List 1" w:semiHidden="1" w:unhideWhenUsed="1"/>
+    <w:lsdException w:name="Table List 2" w:semiHidden="1" w:unhideWhenUsed="1"/>
+    <w:lsdException w:name="Table List 3" w:semiHidden="1" w:unhideWhenUsed="1"/>
+    <w:lsdException w:name="Table List 4" w:semiHidden="1" w:unhideWhenUsed="1"/>
+    <w:lsdException w:name="Table List 5" w:semiHidden="1" w:unhideWhenUsed="1"/>
+    <w:lsdException w:name="Table List 6" w:semiHidden="1" w:unhideWhenUsed="1"/>
+    <w:lsdException w:name="Table List 7" w:semiHidden="1" w:unhideWhenUsed="1"/>
+    <w:lsdException w:name="Table List 8" w:semiHidden="1" w:unhideWhenUsed="1"/>
+    <w:lsdException w:name="Table 3D effects 1" w:semiHidden="1" w:unhideWhenUsed="1"/>
+    <w:lsdException w:name="Table 3D effects 2" w:semiHidden="1" w:unhideWhenUsed="1"/>
+    <w:lsdException w:name="Table 3D effects 3" w:semiHidden="1" w:unhideWhenUsed="1"/>
+    <w:lsdException w:name="Table Contemporary" w:semiHidden="1" w:unhideWhenUsed="1"/>
+    <w:lsdException w:name="Table Elegant" w:semiHidden="1" w:unhideWhenUsed="1"/>
+    <w:lsdException w:name="Table Professional" w:semiHidden="1" w:unhideWhenUsed="1"/>
+    <w:lsdException w:name="Table Subtle 1" w:semiHidden="1" w:unhideWhenUsed="1"/>
+    <w:lsdException w:name="Table Subtle 2" w:semiHidden="1" w:unhideWhenUsed="1"/>
+    <w:lsdException w:name="Table Web 1" w:semiHidden="1" w:unhideWhenUsed="1"/>
+    <w:lsdException w:name="Table Web 2" w:semiHidden="1" w:unhideWhenUsed="1"/>
+    <w:lsdException w:name="Table Web 3" w:semiHidden="1" w:unhideWhenUsed="1"/>
+    <w:lsdException w:name="Table Theme" w:semiHidden="1" w:unhideWhenUsed="1"/>
     <w:lsdException w:name="Placeholder Text" w:semiHidden="1" w:uiPriority="99"/>
     <w:lsdException w:name="No Spacing" w:uiPriority="1" w:qFormat="1"/>
     <w:lsdException w:name="Light Shading" w:uiPriority="60"/>
@@ -3811,11 +3795,15 @@
   </w:style>
   <w:style w:type="character" w:default="1" w:styleId="DefaultParagraphFont">
     <w:name w:val="Default Paragraph Font"/>
+    <w:uiPriority w:val="1"/>
     <w:semiHidden/>
+    <w:unhideWhenUsed/>
   </w:style>
   <w:style w:type="table" w:default="1" w:styleId="TableNormal">
     <w:name w:val="Normal Table"/>
+    <w:uiPriority w:val="99"/>
     <w:semiHidden/>
+    <w:unhideWhenUsed/>
     <w:tblPr>
       <w:tblInd w:w="0" w:type="dxa"/>
       <w:tblCellMar>
@@ -3828,7 +3816,9 @@
   </w:style>
   <w:style w:type="numbering" w:default="1" w:styleId="NoList">
     <w:name w:val="No List"/>
+    <w:uiPriority w:val="99"/>
     <w:semiHidden/>
+    <w:unhideWhenUsed/>
   </w:style>
   <w:style w:type="paragraph" w:styleId="Header">
     <w:name w:val="header"/>
